--- a/1952.1/1952年1月下旬，给班禅的电报__LLM初注.docx
+++ b/1952.1/1952年1月下旬，给班禅的电报__LLM初注.docx
@@ -195,8 +195,13 @@
       </w:r>
     </w:p>
     <w:p>
+      <w:commentRangeStart w:id="0"/>
       <w:r>
         <w:t>1. 【需核】本电文的具体发送日期（1月下旬哪一天）需要核实。</w:t>
+      </w:r>
+      <w:commentRangeEnd w:id="0"/>
+      <w:r>
+        <w:commentReference w:id="0"/>
       </w:r>
     </w:p>
     <w:sectPr>
@@ -212,6 +217,18 @@
     </w:sectPr>
   </w:body>
 </w:document>
+</file>
+
+<file path=word/comments.xml><?xml version="1.0" encoding="utf-8"?>
+<w:comments xmlns:w="http://schemas.openxmlformats.org/wordprocessingml/2006/main">
+  <w:comment w:id="0" w:author="LLM初注待核" w:date="2026-07-05T15:07:25Z">
+    <w:p>
+      <w:r>
+        <w:t>【需核】本电文的具体发送日期（1月下旬哪一天）需要核实。</w:t>
+      </w:r>
+    </w:p>
+  </w:comment>
+</w:comments>
 </file>
 
 <file path=word/footer1.xml><?xml version="1.0" encoding="utf-8"?>

--- a/1952.1/1952年1月下旬，给班禅的电报__LLM初注.docx
+++ b/1952.1/1952年1月下旬，给班禅的电报__LLM初注.docx
@@ -201,6 +201,9 @@
       </w:r>
       <w:commentRangeEnd w:id="0"/>
       <w:r>
+        <w:rPr>
+          <w:rStyle w:val="CommentReference"/>
+        </w:rPr>
         <w:commentReference w:id="0"/>
       </w:r>
     </w:p>
@@ -223,6 +226,9 @@
 <w:comments xmlns:w="http://schemas.openxmlformats.org/wordprocessingml/2006/main">
   <w:comment w:id="0" w:author="LLM初注待核" w:date="2026-07-05T15:07:25Z">
     <w:p>
+      <w:pPr>
+        <w:pStyle w:val="CommentText"/>
+      </w:pPr>
       <w:r>
         <w:t>【需核】本电文的具体发送日期（1月下旬哪一天）需要核实。</w:t>
       </w:r>

--- a/1952.1/1952年1月下旬，给班禅的电报__LLM初注.docx
+++ b/1952.1/1952年1月下旬，给班禅的电报__LLM初注.docx
@@ -41,11 +41,20 @@
       <w:r>
         <w:rPr>
           <w:rStyle w:val="FootnoteReference"/>
-        </w:rPr>
+          <w:vertAlign w:val="superscript"/>
+        </w:rPr>
+        <w:t>[</w:t>
         <w:footnoteReference w:id="4"/>
-      </w:r>
-      <w:r>
-        <w:rPr/>
+        <w:t>]</w:t>
+      </w:r>
+      <w:r>
+        <w:rPr>
+          <w:rFonts w:hint="eastAsia" w:ascii="黑体" w:hAnsi="黑体" w:eastAsia="黑体" w:cs="黑体"/>
+          <w:sz w:val="44"/>
+          <w:szCs w:val="44"/>
+          <w:vertAlign w:val="baseline"/>
+          <w:lang w:val="en-US" w:eastAsia="zh-CN"/>
+        </w:rPr>
         <w:t xml:space="preserve">的电报</w:t>
       </w:r>
       <w:bookmarkEnd w:id="0"/>
@@ -61,13 +70,16 @@
       </w:r>
       <w:r>
         <w:rPr>
+          <w:rStyle w:val="FootnoteReference"/>
           <w:rFonts w:hint="eastAsia" w:ascii="仿宋" w:hAnsi="仿宋" w:eastAsia="仿宋" w:cs="仿宋"/>
           <w:sz w:val="36"/>
           <w:szCs w:val="36"/>
           <w:vertAlign w:val="superscript"/>
           <w:lang w:val="en-US" w:eastAsia="zh-CN"/>
         </w:rPr>
+        <w:t>[</w:t>
         <w:footnoteReference w:id="0"/>
+        <w:t>]</w:t>
       </w:r>
       <w:r>
         <w:rPr>
@@ -150,31 +162,52 @@
       <w:r>
         <w:rPr>
           <w:rStyle w:val="FootnoteReference"/>
-        </w:rPr>
+          <w:vertAlign w:val="superscript"/>
+        </w:rPr>
+        <w:t>[</w:t>
         <w:footnoteReference w:id="5"/>
-      </w:r>
-      <w:r>
-        <w:rPr/>
+        <w:t>]</w:t>
+      </w:r>
+      <w:r>
+        <w:rPr>
+          <w:rFonts w:hint="eastAsia" w:ascii="仿宋" w:hAnsi="仿宋" w:eastAsia="仿宋"/>
+          <w:sz w:val="32"/>
+          <w:szCs w:val="32"/>
+        </w:rPr>
         <w:t>紧密团结，为彻底实现和平解放西藏</w:t>
       </w:r>
       <w:r>
         <w:rPr>
           <w:rStyle w:val="FootnoteReference"/>
-        </w:rPr>
+          <w:vertAlign w:val="superscript"/>
+        </w:rPr>
+        <w:t>[</w:t>
         <w:footnoteReference w:id="7"/>
-      </w:r>
-      <w:r>
-        <w:rPr/>
+        <w:t>]</w:t>
+      </w:r>
+      <w:r>
+        <w:rPr>
+          <w:rFonts w:hint="eastAsia" w:ascii="仿宋" w:hAnsi="仿宋" w:eastAsia="仿宋"/>
+          <w:sz w:val="32"/>
+          <w:szCs w:val="32"/>
+        </w:rPr>
         <w:t xml:space="preserve">办法的协议</w:t>
       </w:r>
       <w:r>
         <w:rPr>
           <w:rStyle w:val="FootnoteReference"/>
-        </w:rPr>
+          <w:vertAlign w:val="superscript"/>
+        </w:rPr>
+        <w:t>[</w:t>
         <w:footnoteReference w:id="6"/>
-      </w:r>
-      <w:r>
-        <w:rPr/>
+        <w:t>]</w:t>
+      </w:r>
+      <w:r>
+        <w:rPr>
+          <w:rFonts w:hint="eastAsia" w:ascii="仿宋" w:hAnsi="仿宋" w:eastAsia="仿宋"/>
+          <w:sz w:val="32"/>
+          <w:szCs w:val="32"/>
+        </w:rPr>
         <w:t xml:space="preserve">，驱逐帝国主义在西藏的影响，巩固边防和建设新西藏而奋斗。并祝你顺利到达目的地。</w:t>
       </w:r>
     </w:p>

--- a/1952.1/1952年1月下旬，给班禅的电报__LLM初注.docx
+++ b/1952.1/1952年1月下旬，给班禅的电报__LLM初注.docx
@@ -43,9 +43,16 @@
           <w:rStyle w:val="FootnoteReference"/>
           <w:vertAlign w:val="superscript"/>
         </w:rPr>
-        <w:t>[</w:t>
+        <w:t>[1]</w:t>
+      </w:r>
+      <w:r>
+        <w:rPr>
+          <w:rStyle w:val="FootnoteReference"/>
+          <w:vertAlign w:val="superscript"/>
+          <w:vanish/>
+          <w:specVanish/>
+        </w:rPr>
         <w:footnoteReference w:id="4"/>
-        <w:t>]</w:t>
       </w:r>
       <w:r>
         <w:rPr>
@@ -60,36 +67,19 @@
       <w:bookmarkEnd w:id="0"/>
       <w:r>
         <w:rPr>
-          <w:rFonts w:hint="eastAsia" w:ascii="仿宋" w:hAnsi="仿宋" w:eastAsia="仿宋" w:cs="仿宋"/>
-          <w:sz w:val="36"/>
-          <w:szCs w:val="36"/>
+          <w:rStyle w:val="FootnoteReference"/>
           <w:vertAlign w:val="superscript"/>
-          <w:lang w:val="en-US" w:eastAsia="zh-CN"/>
-        </w:rPr>
-        <w:t>[</w:t>
-      </w:r>
-      <w:r>
-        <w:rPr>
-          <w:rStyle w:val="FootnoteReference"/>
-          <w:rFonts w:hint="eastAsia" w:ascii="仿宋" w:hAnsi="仿宋" w:eastAsia="仿宋" w:cs="仿宋"/>
-          <w:sz w:val="36"/>
-          <w:szCs w:val="36"/>
+        </w:rPr>
+        <w:t>[2]</w:t>
+      </w:r>
+      <w:r>
+        <w:rPr>
+          <w:rStyle w:val="FootnoteReference"/>
           <w:vertAlign w:val="superscript"/>
-          <w:lang w:val="en-US" w:eastAsia="zh-CN"/>
-        </w:rPr>
-        <w:t>[</w:t>
+          <w:vanish/>
+          <w:specVanish/>
+        </w:rPr>
         <w:footnoteReference w:id="0"/>
-        <w:t>]</w:t>
-      </w:r>
-      <w:r>
-        <w:rPr>
-          <w:rFonts w:hint="eastAsia" w:ascii="仿宋" w:hAnsi="仿宋" w:eastAsia="仿宋" w:cs="仿宋"/>
-          <w:sz w:val="36"/>
-          <w:szCs w:val="36"/>
-          <w:vertAlign w:val="superscript"/>
-          <w:lang w:val="en-US" w:eastAsia="zh-CN"/>
-        </w:rPr>
-        <w:t>]</w:t>
       </w:r>
     </w:p>
     <w:p>
@@ -164,9 +154,16 @@
           <w:rStyle w:val="FootnoteReference"/>
           <w:vertAlign w:val="superscript"/>
         </w:rPr>
-        <w:t>[</w:t>
+        <w:t>[3]</w:t>
+      </w:r>
+      <w:r>
+        <w:rPr>
+          <w:rStyle w:val="FootnoteReference"/>
+          <w:vertAlign w:val="superscript"/>
+          <w:vanish/>
+          <w:specVanish/>
+        </w:rPr>
         <w:footnoteReference w:id="5"/>
-        <w:t>]</w:t>
       </w:r>
       <w:r>
         <w:rPr>
@@ -181,9 +178,16 @@
           <w:rStyle w:val="FootnoteReference"/>
           <w:vertAlign w:val="superscript"/>
         </w:rPr>
-        <w:t>[</w:t>
+        <w:t>[4]</w:t>
+      </w:r>
+      <w:r>
+        <w:rPr>
+          <w:rStyle w:val="FootnoteReference"/>
+          <w:vertAlign w:val="superscript"/>
+          <w:vanish/>
+          <w:specVanish/>
+        </w:rPr>
         <w:footnoteReference w:id="7"/>
-        <w:t>]</w:t>
       </w:r>
       <w:r>
         <w:rPr>
@@ -198,9 +202,16 @@
           <w:rStyle w:val="FootnoteReference"/>
           <w:vertAlign w:val="superscript"/>
         </w:rPr>
-        <w:t>[</w:t>
+        <w:t>[5]</w:t>
+      </w:r>
+      <w:r>
+        <w:rPr>
+          <w:rStyle w:val="FootnoteReference"/>
+          <w:vertAlign w:val="superscript"/>
+          <w:vanish/>
+          <w:specVanish/>
+        </w:rPr>
         <w:footnoteReference w:id="6"/>
-        <w:t>]</w:t>
       </w:r>
       <w:r>
         <w:rPr>
@@ -401,33 +412,9 @@
       </w:pPr>
       <w:r>
         <w:rPr>
-          <w:rFonts w:hint="eastAsia" w:asciiTheme="minorEastAsia" w:hAnsiTheme="minorEastAsia" w:eastAsiaTheme="minorEastAsia" w:cstheme="minorBidi"/>
-          <w:kern w:val="2"/>
-          <w:sz w:val="21"/>
-          <w:szCs w:val="21"/>
-          <w:lang w:val="en-US" w:eastAsia="zh-CN" w:bidi="ar-SA"/>
-        </w:rPr>
-        <w:t>[</w:t>
-      </w:r>
-      <w:r>
-        <w:rPr>
-          <w:rFonts w:hint="eastAsia" w:asciiTheme="minorEastAsia" w:hAnsiTheme="minorEastAsia" w:eastAsiaTheme="minorEastAsia" w:cstheme="minorBidi"/>
-          <w:kern w:val="2"/>
-          <w:sz w:val="21"/>
-          <w:szCs w:val="21"/>
-          <w:lang w:val="en-US" w:eastAsia="zh-CN" w:bidi="ar-SA"/>
-        </w:rPr>
-        <w:footnoteRef/>
-      </w:r>
-      <w:r>
-        <w:rPr>
-          <w:rFonts w:hint="eastAsia" w:asciiTheme="minorEastAsia" w:hAnsiTheme="minorEastAsia" w:eastAsiaTheme="minorEastAsia" w:cstheme="minorBidi"/>
-          <w:kern w:val="2"/>
-          <w:sz w:val="21"/>
-          <w:szCs w:val="21"/>
-          <w:lang w:val="en-US" w:eastAsia="zh-CN" w:bidi="ar-SA"/>
-        </w:rPr>
-        <w:t>]</w:t>
+          <w:rStyle w:val="FootnoteReference"/>
+        </w:rPr>
+        <w:t>[2]</w:t>
       </w:r>
       <w:r>
         <w:rPr>
@@ -494,13 +481,9 @@
       </w:pPr>
       <w:r>
         <w:rPr>
-          <w:rFonts w:asciiTheme="minorEastAsia" w:hAnsiTheme="minorEastAsia" w:eastAsiaTheme="minorEastAsia" w:cstheme="minorBidi"/>
-          <w:kern w:val="2"/>
-          <w:sz w:val="21"/>
-          <w:szCs w:val="21"/>
-          <w:lang w:val="en-US" w:eastAsia="zh-CN" w:bidi="ar-SA"/>
-        </w:rPr>
-        <w:footnoteRef/>
+          <w:rStyle w:val="FootnoteReference"/>
+        </w:rPr>
+        <w:t>[1]</w:t>
       </w:r>
       <w:r>
         <w:rPr>
@@ -527,13 +510,9 @@
       </w:pPr>
       <w:r>
         <w:rPr>
-          <w:rFonts w:asciiTheme="minorEastAsia" w:hAnsiTheme="minorEastAsia" w:eastAsiaTheme="minorEastAsia" w:cstheme="minorBidi"/>
-          <w:kern w:val="2"/>
-          <w:sz w:val="21"/>
-          <w:szCs w:val="21"/>
-          <w:lang w:val="en-US" w:eastAsia="zh-CN" w:bidi="ar-SA"/>
-        </w:rPr>
-        <w:footnoteRef/>
+          <w:rStyle w:val="FootnoteReference"/>
+        </w:rPr>
+        <w:t>[3]</w:t>
       </w:r>
       <w:r>
         <w:rPr>
@@ -560,13 +539,9 @@
       </w:pPr>
       <w:r>
         <w:rPr>
-          <w:rFonts w:asciiTheme="minorEastAsia" w:hAnsiTheme="minorEastAsia" w:eastAsiaTheme="minorEastAsia" w:cstheme="minorBidi"/>
-          <w:kern w:val="2"/>
-          <w:sz w:val="21"/>
-          <w:szCs w:val="21"/>
-          <w:lang w:val="en-US" w:eastAsia="zh-CN" w:bidi="ar-SA"/>
-        </w:rPr>
-        <w:footnoteRef/>
+          <w:rStyle w:val="FootnoteReference"/>
+        </w:rPr>
+        <w:t>[5]</w:t>
       </w:r>
       <w:r>
         <w:rPr>
@@ -593,13 +568,9 @@
       </w:pPr>
       <w:r>
         <w:rPr>
-          <w:rFonts w:asciiTheme="minorEastAsia" w:hAnsiTheme="minorEastAsia" w:eastAsiaTheme="minorEastAsia" w:cstheme="minorBidi"/>
-          <w:kern w:val="2"/>
-          <w:sz w:val="21"/>
-          <w:szCs w:val="21"/>
-          <w:lang w:val="en-US" w:eastAsia="zh-CN" w:bidi="ar-SA"/>
-        </w:rPr>
-        <w:footnoteRef/>
+          <w:rStyle w:val="FootnoteReference"/>
+        </w:rPr>
+        <w:t>[4]</w:t>
       </w:r>
       <w:r>
         <w:rPr>
